--- a/data/ai_paras/AI_para_145.docx
+++ b/data/ai_paras/AI_para_145.docx
@@ -4,7 +4,7 @@
   <w:body>
     <w:p>
       <w:r>
-        <w:t>In conclusion, this essay has examined the viability of Paul Draper's critique of William Lane Craig's cosmological argument, specifically focusing on the causal principle and the universe's temporal beginning. Draper challenges Craig's reliance on a linear conception of time, suggesting that alternative cosmological interpretations could undermine the necessity of causation. However, Craig's responses, as presented in his readings, argue for the robustness of the causal principle, irrespective of our temporal understanding. He emphasizes that causation remains a fundamental aspect of empirical phenomena, thereby addressing the criticisms raised by Draper. Ultimately, while Draper presents significant challenges to the traditional cosmological framework, Craig's counterarguments effectively reinforce the applicability of the causal principle, maintaining its relevance in the discourse on the universe's origins.</w:t>
+        <w:t>In evaluating Draper's criticism of Craig's causal principle, it is crucial to consider Craig's counterarguments presented in his Week 2 reading. Craig argues that the causal principle remains robust because it is grounded in both philosophical reasoning and empirical evidence, which collectively support the idea that everything that begins to exist must have a cause. He counters Draper's skepticism by emphasizing that even if our understanding of time and causation is incomplete, the principle itself is not invalidated. According to Craig, alternative interpretations of cosmological phenomena do not necessarily provide defeaters for the causal principle but rather reflect our limited comprehension of complex cosmological dynamics (Ref-u180631). This approach, supported by lecture content, reinforces the notion that while Draper's critique highlights important considerations, Craig's responses effectively address these challenges by affirming the foundational aspects of the cosmological argument and its underlying causal principle.</w:t>
       </w:r>
     </w:p>
     <w:sectPr>
